--- a/documents/抜歯に関する説明書兼同意書_改訂版.docx
+++ b/documents/抜歯に関する説明書兼同意書_改訂版.docx
@@ -1928,7 +1928,7 @@
                 <w:sz w:val="19"/>
                 <w:szCs w:val="19"/>
               </w:rPr>
-              <w:t xml:space="preserve">下の親知らず等で起こりえます。多くは数週間〜数ヶ月で回復しますが、まれに長期化します。</w:t>
+              <w:t xml:space="preserve">下の親知らず・下顎等で起こりえます。多くは数週間〜数ヶ月で回復しますが、まれに長期化します。</w:t>
             </w:r>
           </w:p>
         </w:tc>
